--- a/Ertuğrul AK 2021510001 Group 5 .docx
+++ b/Ertuğrul AK 2021510001 Group 5 .docx
@@ -750,7 +750,7 @@
         <w:jc w:val="both"/>
       </w:pPr>
       <w:r>
-        <w:t>The python code reads variables DB_USER, DB_PASS, DB_HOST, and DB_PORT from config. In our script, we set them to root, A123ebr123, localhost, and 3306. SQLAlchemy engine connects using the string mysql+pymysql. PyMySQL is the database driver we used to speak with the MySQL engine. The products categories are randomly picked from ['Electronics', 'Clothing', 'Home &amp; Garden', 'Beauty', 'Sports']. The script prints messages to log success during database schema creation and data insertion loops. This ensures that if the script fails, we can easily debug which step caused the error. We also use try-except blocks to catch MySQL connection errors.</w:t>
+        <w:t>The python code reads variables DB_USER, DB_PASS, DB_HOST, and DB_PORT from config. In our script, we set them to root, [REDACTED], localhost, and 3306. SQLAlchemy engine connects using the string mysql+pymysql. PyMySQL is the database driver we used to speak with the MySQL engine. The products categories are randomly picked from ['Electronics', 'Clothing', 'Home &amp; Garden', 'Beauty', 'Sports']. The script prints messages to log success during database schema creation and data insertion loops. This ensures that if the script fails, we can easily debug which step caused the error. We also use try-except blocks to catch MySQL connection errors.</w:t>
       </w:r>
     </w:p>
     <w:p>
